--- a/Playwright/Tests-01/Playwright-Notes-02.docx
+++ b/Playwright/Tests-01/Playwright-Notes-02.docx
@@ -1,6 +1,6 @@
 
 <file path=word/document.xml><?xml version="1.0" encoding="utf-8"?>
-<w:document xmlns:wpc="http://schemas.microsoft.com/office/word/2010/wordprocessingCanvas" xmlns:cx="http://schemas.microsoft.com/office/drawing/2014/chartex" xmlns:mc="http://schemas.openxmlformats.org/markup-compatibility/2006" xmlns:o="urn:schemas-microsoft-com:office:office" xmlns:r="http://schemas.openxmlformats.org/officeDocument/2006/relationships" xmlns:m="http://schemas.openxmlformats.org/officeDocument/2006/math" xmlns:v="urn:schemas-microsoft-com:vml" xmlns:wp14="http://schemas.microsoft.com/office/word/2010/wordprocessingDrawing" xmlns:wp="http://schemas.openxmlformats.org/drawingml/2006/wordprocessingDrawing" xmlns:w10="urn:schemas-microsoft-com:office:word" xmlns:w="http://schemas.openxmlformats.org/wordprocessingml/2006/main" xmlns:w14="http://schemas.microsoft.com/office/word/2010/wordml" xmlns:w15="http://schemas.microsoft.com/office/word/2012/wordml" xmlns:w16se="http://schemas.microsoft.com/office/word/2015/wordml/symex" xmlns:wpg="http://schemas.microsoft.com/office/word/2010/wordprocessingGroup" xmlns:wpi="http://schemas.microsoft.com/office/word/2010/wordprocessingInk" xmlns:wne="http://schemas.microsoft.com/office/word/2006/wordml" xmlns:wps="http://schemas.microsoft.com/office/word/2010/wordprocessingShape" mc:Ignorable="w14 w15 w16se wp14">
+<w:document xmlns:wpc="http://schemas.microsoft.com/office/word/2010/wordprocessingCanvas" xmlns:cx="http://schemas.microsoft.com/office/drawing/2014/chartex" xmlns:cx1="http://schemas.microsoft.com/office/drawing/2015/9/8/chartex" xmlns:cx2="http://schemas.microsoft.com/office/drawing/2015/10/21/chartex" xmlns:cx3="http://schemas.microsoft.com/office/drawing/2016/5/9/chartex" xmlns:cx4="http://schemas.microsoft.com/office/drawing/2016/5/10/chartex" xmlns:cx5="http://schemas.microsoft.com/office/drawing/2016/5/11/chartex" xmlns:cx6="http://schemas.microsoft.com/office/drawing/2016/5/12/chartex" xmlns:cx7="http://schemas.microsoft.com/office/drawing/2016/5/13/chartex" xmlns:cx8="http://schemas.microsoft.com/office/drawing/2016/5/14/chartex" xmlns:mc="http://schemas.openxmlformats.org/markup-compatibility/2006" xmlns:aink="http://schemas.microsoft.com/office/drawing/2016/ink" xmlns:am3d="http://schemas.microsoft.com/office/drawing/2017/model3d" xmlns:o="urn:schemas-microsoft-com:office:office" xmlns:oel="http://schemas.microsoft.com/office/2019/extlst" xmlns:r="http://schemas.openxmlformats.org/officeDocument/2006/relationships" xmlns:m="http://schemas.openxmlformats.org/officeDocument/2006/math" xmlns:v="urn:schemas-microsoft-com:vml" xmlns:wp14="http://schemas.microsoft.com/office/word/2010/wordprocessingDrawing" xmlns:wp="http://schemas.openxmlformats.org/drawingml/2006/wordprocessingDrawing" xmlns:w10="urn:schemas-microsoft-com:office:word" xmlns:w="http://schemas.openxmlformats.org/wordprocessingml/2006/main" xmlns:w14="http://schemas.microsoft.com/office/word/2010/wordml" xmlns:w15="http://schemas.microsoft.com/office/word/2012/wordml" xmlns:w16cex="http://schemas.microsoft.com/office/word/2018/wordml/cex" xmlns:w16cid="http://schemas.microsoft.com/office/word/2016/wordml/cid" xmlns:w16="http://schemas.microsoft.com/office/word/2018/wordml" xmlns:w16du="http://schemas.microsoft.com/office/word/2023/wordml/word16du" xmlns:w16sdtdh="http://schemas.microsoft.com/office/word/2020/wordml/sdtdatahash" xmlns:w16sdtfl="http://schemas.microsoft.com/office/word/2024/wordml/sdtformatlock" xmlns:w16se="http://schemas.microsoft.com/office/word/2015/wordml/symex" xmlns:wpg="http://schemas.microsoft.com/office/word/2010/wordprocessingGroup" xmlns:wpi="http://schemas.microsoft.com/office/word/2010/wordprocessingInk" xmlns:wne="http://schemas.microsoft.com/office/word/2006/wordml" xmlns:wps="http://schemas.microsoft.com/office/word/2010/wordprocessingShape" mc:Ignorable="w14 w15 w16se w16cid w16 w16cex w16sdtdh w16sdtfl w16du wp14">
   <w:body>
     <w:p>
       <w:pPr>
@@ -16,7 +16,18 @@
           <w:sz w:val="28"/>
           <w:szCs w:val="28"/>
         </w:rPr>
-        <w:t>First test with pytest &amp;&amp; playwright: pip install pytest pytest-playwright</w:t>
+        <w:t xml:space="preserve">First test with pytest &amp;&amp; playwright: </w:t>
+      </w:r>
+      <w:r>
+        <w:rPr>
+          <w:rFonts w:ascii="Sakkal Majalla" w:hAnsi="Sakkal Majalla" w:cs="Sakkal Majalla"/>
+          <w:b/>
+          <w:bCs/>
+          <w:color w:val="538135" w:themeColor="accent6" w:themeShade="BF"/>
+          <w:sz w:val="28"/>
+          <w:szCs w:val="28"/>
+        </w:rPr>
+        <w:t>pip install pytest pytest-playwright</w:t>
       </w:r>
     </w:p>
     <w:p>
@@ -54,27 +65,7 @@
           <w:sz w:val="21"/>
           <w:szCs w:val="21"/>
         </w:rPr>
-        <w:t>[</w:t>
-      </w:r>
-      <w:proofErr w:type="gramStart"/>
-      <w:r>
-        <w:rPr>
-          <w:rFonts w:ascii="Consolas" w:eastAsia="Times New Roman" w:hAnsi="Consolas" w:cs="Times New Roman"/>
-          <w:color w:val="3B3B3B"/>
-          <w:sz w:val="21"/>
-          <w:szCs w:val="21"/>
-        </w:rPr>
-        <w:t>pytest</w:t>
-      </w:r>
-      <w:proofErr w:type="gramEnd"/>
-      <w:r>
-        <w:rPr>
-          <w:rFonts w:ascii="Consolas" w:eastAsia="Times New Roman" w:hAnsi="Consolas" w:cs="Times New Roman"/>
-          <w:color w:val="3B3B3B"/>
-          <w:sz w:val="21"/>
-          <w:szCs w:val="21"/>
-        </w:rPr>
-        <w:t>]</w:t>
+        <w:t>[pytest]</w:t>
       </w:r>
     </w:p>
     <w:p>
@@ -89,7 +80,6 @@
         </w:rPr>
       </w:pPr>
       <w:proofErr w:type="spellStart"/>
-      <w:proofErr w:type="gramStart"/>
       <w:r>
         <w:rPr>
           <w:rFonts w:ascii="Consolas" w:eastAsia="Times New Roman" w:hAnsi="Consolas" w:cs="Times New Roman"/>
@@ -100,7 +90,6 @@
         <w:t>addopts</w:t>
       </w:r>
       <w:proofErr w:type="spellEnd"/>
-      <w:proofErr w:type="gramEnd"/>
       <w:r>
         <w:rPr>
           <w:rFonts w:ascii="Consolas" w:eastAsia="Times New Roman" w:hAnsi="Consolas" w:cs="Times New Roman"/>
@@ -209,52 +198,61 @@
           <w:szCs w:val="21"/>
         </w:rPr>
       </w:pPr>
+      <w:r>
+        <w:rPr>
+          <w:rFonts w:ascii="Consolas" w:eastAsia="Times New Roman" w:hAnsi="Consolas" w:cs="Times New Roman"/>
+          <w:color w:val="AF00DB"/>
+          <w:sz w:val="21"/>
+          <w:szCs w:val="21"/>
+        </w:rPr>
+        <w:t>from</w:t>
+      </w:r>
+      <w:r>
+        <w:rPr>
+          <w:rFonts w:ascii="Consolas" w:eastAsia="Times New Roman" w:hAnsi="Consolas" w:cs="Times New Roman"/>
+          <w:color w:val="3B3B3B"/>
+          <w:sz w:val="21"/>
+          <w:szCs w:val="21"/>
+        </w:rPr>
+        <w:t xml:space="preserve"> </w:t>
+      </w:r>
       <w:proofErr w:type="gramStart"/>
       <w:r>
         <w:rPr>
           <w:rFonts w:ascii="Consolas" w:eastAsia="Times New Roman" w:hAnsi="Consolas" w:cs="Times New Roman"/>
-          <w:color w:val="AF00DB"/>
-          <w:sz w:val="21"/>
-          <w:szCs w:val="21"/>
-        </w:rPr>
-        <w:t>from</w:t>
+          <w:color w:val="267F99"/>
+          <w:sz w:val="21"/>
+          <w:szCs w:val="21"/>
+        </w:rPr>
+        <w:t>playwright</w:t>
+      </w:r>
+      <w:r>
+        <w:rPr>
+          <w:rFonts w:ascii="Consolas" w:eastAsia="Times New Roman" w:hAnsi="Consolas" w:cs="Times New Roman"/>
+          <w:color w:val="3B3B3B"/>
+          <w:sz w:val="21"/>
+          <w:szCs w:val="21"/>
+        </w:rPr>
+        <w:t>.</w:t>
+      </w:r>
+      <w:r>
+        <w:rPr>
+          <w:rFonts w:ascii="Consolas" w:eastAsia="Times New Roman" w:hAnsi="Consolas" w:cs="Times New Roman"/>
+          <w:color w:val="267F99"/>
+          <w:sz w:val="21"/>
+          <w:szCs w:val="21"/>
+        </w:rPr>
+        <w:t>sync</w:t>
       </w:r>
       <w:proofErr w:type="gramEnd"/>
       <w:r>
         <w:rPr>
           <w:rFonts w:ascii="Consolas" w:eastAsia="Times New Roman" w:hAnsi="Consolas" w:cs="Times New Roman"/>
-          <w:color w:val="3B3B3B"/>
-          <w:sz w:val="21"/>
-          <w:szCs w:val="21"/>
-        </w:rPr>
-        <w:t xml:space="preserve"> </w:t>
-      </w:r>
-      <w:r>
-        <w:rPr>
-          <w:rFonts w:ascii="Consolas" w:eastAsia="Times New Roman" w:hAnsi="Consolas" w:cs="Times New Roman"/>
           <w:color w:val="267F99"/>
           <w:sz w:val="21"/>
           <w:szCs w:val="21"/>
         </w:rPr>
-        <w:t>playwright</w:t>
-      </w:r>
-      <w:r>
-        <w:rPr>
-          <w:rFonts w:ascii="Consolas" w:eastAsia="Times New Roman" w:hAnsi="Consolas" w:cs="Times New Roman"/>
-          <w:color w:val="3B3B3B"/>
-          <w:sz w:val="21"/>
-          <w:szCs w:val="21"/>
-        </w:rPr>
-        <w:t>.</w:t>
-      </w:r>
-      <w:r>
-        <w:rPr>
-          <w:rFonts w:ascii="Consolas" w:eastAsia="Times New Roman" w:hAnsi="Consolas" w:cs="Times New Roman"/>
-          <w:color w:val="267F99"/>
-          <w:sz w:val="21"/>
-          <w:szCs w:val="21"/>
-        </w:rPr>
-        <w:t>sync_api</w:t>
+        <w:t>_api</w:t>
       </w:r>
       <w:r>
         <w:rPr>
@@ -304,7 +302,6 @@
           <w:szCs w:val="21"/>
         </w:rPr>
       </w:pPr>
-      <w:proofErr w:type="gramStart"/>
       <w:r>
         <w:rPr>
           <w:rFonts w:ascii="Consolas" w:eastAsia="Times New Roman" w:hAnsi="Consolas" w:cs="Times New Roman"/>
@@ -314,7 +311,6 @@
         </w:rPr>
         <w:t>import</w:t>
       </w:r>
-      <w:proofErr w:type="gramEnd"/>
       <w:r>
         <w:rPr>
           <w:rFonts w:ascii="Consolas" w:eastAsia="Times New Roman" w:hAnsi="Consolas" w:cs="Times New Roman"/>
@@ -357,44 +353,53 @@
           <w:szCs w:val="21"/>
         </w:rPr>
       </w:pPr>
+      <w:r>
+        <w:rPr>
+          <w:rFonts w:ascii="Consolas" w:eastAsia="Times New Roman" w:hAnsi="Consolas" w:cs="Times New Roman"/>
+          <w:color w:val="0000FF"/>
+          <w:sz w:val="21"/>
+          <w:szCs w:val="21"/>
+        </w:rPr>
+        <w:t>def</w:t>
+      </w:r>
+      <w:r>
+        <w:rPr>
+          <w:rFonts w:ascii="Consolas" w:eastAsia="Times New Roman" w:hAnsi="Consolas" w:cs="Times New Roman"/>
+          <w:color w:val="3B3B3B"/>
+          <w:sz w:val="21"/>
+          <w:szCs w:val="21"/>
+        </w:rPr>
+        <w:t xml:space="preserve"> </w:t>
+      </w:r>
+      <w:r>
+        <w:rPr>
+          <w:rFonts w:ascii="Consolas" w:eastAsia="Times New Roman" w:hAnsi="Consolas" w:cs="Times New Roman"/>
+          <w:color w:val="795E26"/>
+          <w:sz w:val="21"/>
+          <w:szCs w:val="21"/>
+        </w:rPr>
+        <w:t>test_orange_hrm_</w:t>
+      </w:r>
       <w:proofErr w:type="gramStart"/>
       <w:r>
         <w:rPr>
           <w:rFonts w:ascii="Consolas" w:eastAsia="Times New Roman" w:hAnsi="Consolas" w:cs="Times New Roman"/>
-          <w:color w:val="0000FF"/>
-          <w:sz w:val="21"/>
-          <w:szCs w:val="21"/>
-        </w:rPr>
-        <w:t>def</w:t>
+          <w:color w:val="795E26"/>
+          <w:sz w:val="21"/>
+          <w:szCs w:val="21"/>
+        </w:rPr>
+        <w:t>title</w:t>
+      </w:r>
+      <w:r>
+        <w:rPr>
+          <w:rFonts w:ascii="Consolas" w:eastAsia="Times New Roman" w:hAnsi="Consolas" w:cs="Times New Roman"/>
+          <w:color w:val="3B3B3B"/>
+          <w:sz w:val="21"/>
+          <w:szCs w:val="21"/>
+        </w:rPr>
+        <w:t>(</w:t>
       </w:r>
       <w:proofErr w:type="gramEnd"/>
-      <w:r>
-        <w:rPr>
-          <w:rFonts w:ascii="Consolas" w:eastAsia="Times New Roman" w:hAnsi="Consolas" w:cs="Times New Roman"/>
-          <w:color w:val="3B3B3B"/>
-          <w:sz w:val="21"/>
-          <w:szCs w:val="21"/>
-        </w:rPr>
-        <w:t xml:space="preserve"> </w:t>
-      </w:r>
-      <w:r>
-        <w:rPr>
-          <w:rFonts w:ascii="Consolas" w:eastAsia="Times New Roman" w:hAnsi="Consolas" w:cs="Times New Roman"/>
-          <w:color w:val="795E26"/>
-          <w:sz w:val="21"/>
-          <w:szCs w:val="21"/>
-        </w:rPr>
-        <w:t>test_orange_hrm_title</w:t>
-      </w:r>
-      <w:r>
-        <w:rPr>
-          <w:rFonts w:ascii="Consolas" w:eastAsia="Times New Roman" w:hAnsi="Consolas" w:cs="Times New Roman"/>
-          <w:color w:val="3B3B3B"/>
-          <w:sz w:val="21"/>
-          <w:szCs w:val="21"/>
-        </w:rPr>
-        <w:t>(</w:t>
-      </w:r>
       <w:r>
         <w:rPr>
           <w:rFonts w:ascii="Consolas" w:eastAsia="Times New Roman" w:hAnsi="Consolas" w:cs="Times New Roman"/>
@@ -452,80 +457,89 @@
         </w:rPr>
         <w:t xml:space="preserve">    </w:t>
       </w:r>
+      <w:r>
+        <w:rPr>
+          <w:rFonts w:ascii="Consolas" w:eastAsia="Times New Roman" w:hAnsi="Consolas" w:cs="Times New Roman"/>
+          <w:color w:val="001080"/>
+          <w:sz w:val="21"/>
+          <w:szCs w:val="21"/>
+        </w:rPr>
+        <w:t>context</w:t>
+      </w:r>
+      <w:r>
+        <w:rPr>
+          <w:rFonts w:ascii="Consolas" w:eastAsia="Times New Roman" w:hAnsi="Consolas" w:cs="Times New Roman"/>
+          <w:color w:val="3B3B3B"/>
+          <w:sz w:val="21"/>
+          <w:szCs w:val="21"/>
+        </w:rPr>
+        <w:t xml:space="preserve"> </w:t>
+      </w:r>
+      <w:r>
+        <w:rPr>
+          <w:rFonts w:ascii="Consolas" w:eastAsia="Times New Roman" w:hAnsi="Consolas" w:cs="Times New Roman"/>
+          <w:color w:val="000000"/>
+          <w:sz w:val="21"/>
+          <w:szCs w:val="21"/>
+        </w:rPr>
+        <w:t>=</w:t>
+      </w:r>
+      <w:r>
+        <w:rPr>
+          <w:rFonts w:ascii="Consolas" w:eastAsia="Times New Roman" w:hAnsi="Consolas" w:cs="Times New Roman"/>
+          <w:color w:val="3B3B3B"/>
+          <w:sz w:val="21"/>
+          <w:szCs w:val="21"/>
+        </w:rPr>
+        <w:t xml:space="preserve"> </w:t>
+      </w:r>
+      <w:r>
+        <w:rPr>
+          <w:rFonts w:ascii="Consolas" w:eastAsia="Times New Roman" w:hAnsi="Consolas" w:cs="Times New Roman"/>
+          <w:color w:val="001080"/>
+          <w:sz w:val="21"/>
+          <w:szCs w:val="21"/>
+        </w:rPr>
+        <w:t>browser</w:t>
+      </w:r>
+      <w:r>
+        <w:rPr>
+          <w:rFonts w:ascii="Consolas" w:eastAsia="Times New Roman" w:hAnsi="Consolas" w:cs="Times New Roman"/>
+          <w:color w:val="3B3B3B"/>
+          <w:sz w:val="21"/>
+          <w:szCs w:val="21"/>
+        </w:rPr>
+        <w:t>.</w:t>
+      </w:r>
+      <w:r>
+        <w:rPr>
+          <w:rFonts w:ascii="Consolas" w:eastAsia="Times New Roman" w:hAnsi="Consolas" w:cs="Times New Roman"/>
+          <w:color w:val="795E26"/>
+          <w:sz w:val="21"/>
+          <w:szCs w:val="21"/>
+        </w:rPr>
+        <w:t>new_</w:t>
+      </w:r>
       <w:proofErr w:type="gramStart"/>
       <w:r>
         <w:rPr>
           <w:rFonts w:ascii="Consolas" w:eastAsia="Times New Roman" w:hAnsi="Consolas" w:cs="Times New Roman"/>
-          <w:color w:val="001080"/>
+          <w:color w:val="795E26"/>
           <w:sz w:val="21"/>
           <w:szCs w:val="21"/>
         </w:rPr>
         <w:t>context</w:t>
       </w:r>
+      <w:r>
+        <w:rPr>
+          <w:rFonts w:ascii="Consolas" w:eastAsia="Times New Roman" w:hAnsi="Consolas" w:cs="Times New Roman"/>
+          <w:color w:val="3B3B3B"/>
+          <w:sz w:val="21"/>
+          <w:szCs w:val="21"/>
+        </w:rPr>
+        <w:t>(</w:t>
+      </w:r>
       <w:proofErr w:type="gramEnd"/>
-      <w:r>
-        <w:rPr>
-          <w:rFonts w:ascii="Consolas" w:eastAsia="Times New Roman" w:hAnsi="Consolas" w:cs="Times New Roman"/>
-          <w:color w:val="3B3B3B"/>
-          <w:sz w:val="21"/>
-          <w:szCs w:val="21"/>
-        </w:rPr>
-        <w:t xml:space="preserve"> </w:t>
-      </w:r>
-      <w:r>
-        <w:rPr>
-          <w:rFonts w:ascii="Consolas" w:eastAsia="Times New Roman" w:hAnsi="Consolas" w:cs="Times New Roman"/>
-          <w:color w:val="000000"/>
-          <w:sz w:val="21"/>
-          <w:szCs w:val="21"/>
-        </w:rPr>
-        <w:t>=</w:t>
-      </w:r>
-      <w:r>
-        <w:rPr>
-          <w:rFonts w:ascii="Consolas" w:eastAsia="Times New Roman" w:hAnsi="Consolas" w:cs="Times New Roman"/>
-          <w:color w:val="3B3B3B"/>
-          <w:sz w:val="21"/>
-          <w:szCs w:val="21"/>
-        </w:rPr>
-        <w:t xml:space="preserve"> </w:t>
-      </w:r>
-      <w:r>
-        <w:rPr>
-          <w:rFonts w:ascii="Consolas" w:eastAsia="Times New Roman" w:hAnsi="Consolas" w:cs="Times New Roman"/>
-          <w:color w:val="001080"/>
-          <w:sz w:val="21"/>
-          <w:szCs w:val="21"/>
-        </w:rPr>
-        <w:t>browser</w:t>
-      </w:r>
-      <w:r>
-        <w:rPr>
-          <w:rFonts w:ascii="Consolas" w:eastAsia="Times New Roman" w:hAnsi="Consolas" w:cs="Times New Roman"/>
-          <w:color w:val="3B3B3B"/>
-          <w:sz w:val="21"/>
-          <w:szCs w:val="21"/>
-        </w:rPr>
-        <w:t>.</w:t>
-      </w:r>
-      <w:r>
-        <w:rPr>
-          <w:rFonts w:ascii="Consolas" w:eastAsia="Times New Roman" w:hAnsi="Consolas" w:cs="Times New Roman"/>
-          <w:color w:val="795E26"/>
-          <w:sz w:val="21"/>
-          <w:szCs w:val="21"/>
-        </w:rPr>
-        <w:t>new_context</w:t>
-      </w:r>
-      <w:r>
-        <w:rPr>
-          <w:rFonts w:ascii="Consolas" w:eastAsia="Times New Roman" w:hAnsi="Consolas" w:cs="Times New Roman"/>
-          <w:color w:val="3B3B3B"/>
-          <w:sz w:val="21"/>
-          <w:szCs w:val="21"/>
-        </w:rPr>
-        <w:t>(</w:t>
-      </w:r>
     </w:p>
     <w:p>
       <w:pPr>
@@ -616,16 +630,88 @@
         </w:rPr>
         <w:t xml:space="preserve">    </w:t>
       </w:r>
+      <w:r>
+        <w:rPr>
+          <w:rFonts w:ascii="Consolas" w:eastAsia="Times New Roman" w:hAnsi="Consolas" w:cs="Times New Roman"/>
+          <w:color w:val="001080"/>
+          <w:sz w:val="21"/>
+          <w:szCs w:val="21"/>
+        </w:rPr>
+        <w:t>page</w:t>
+      </w:r>
+      <w:r>
+        <w:rPr>
+          <w:rFonts w:ascii="Consolas" w:eastAsia="Times New Roman" w:hAnsi="Consolas" w:cs="Times New Roman"/>
+          <w:color w:val="3B3B3B"/>
+          <w:sz w:val="21"/>
+          <w:szCs w:val="21"/>
+        </w:rPr>
+        <w:t xml:space="preserve"> </w:t>
+      </w:r>
+      <w:r>
+        <w:rPr>
+          <w:rFonts w:ascii="Consolas" w:eastAsia="Times New Roman" w:hAnsi="Consolas" w:cs="Times New Roman"/>
+          <w:color w:val="000000"/>
+          <w:sz w:val="21"/>
+          <w:szCs w:val="21"/>
+        </w:rPr>
+        <w:t>=</w:t>
+      </w:r>
+      <w:r>
+        <w:rPr>
+          <w:rFonts w:ascii="Consolas" w:eastAsia="Times New Roman" w:hAnsi="Consolas" w:cs="Times New Roman"/>
+          <w:color w:val="3B3B3B"/>
+          <w:sz w:val="21"/>
+          <w:szCs w:val="21"/>
+        </w:rPr>
+        <w:t xml:space="preserve"> </w:t>
+      </w:r>
+      <w:r>
+        <w:rPr>
+          <w:rFonts w:ascii="Consolas" w:eastAsia="Times New Roman" w:hAnsi="Consolas" w:cs="Times New Roman"/>
+          <w:color w:val="001080"/>
+          <w:sz w:val="21"/>
+          <w:szCs w:val="21"/>
+        </w:rPr>
+        <w:t>context</w:t>
+      </w:r>
+      <w:r>
+        <w:rPr>
+          <w:rFonts w:ascii="Consolas" w:eastAsia="Times New Roman" w:hAnsi="Consolas" w:cs="Times New Roman"/>
+          <w:color w:val="3B3B3B"/>
+          <w:sz w:val="21"/>
+          <w:szCs w:val="21"/>
+        </w:rPr>
+        <w:t>.</w:t>
+      </w:r>
+      <w:r>
+        <w:rPr>
+          <w:rFonts w:ascii="Consolas" w:eastAsia="Times New Roman" w:hAnsi="Consolas" w:cs="Times New Roman"/>
+          <w:color w:val="795E26"/>
+          <w:sz w:val="21"/>
+          <w:szCs w:val="21"/>
+        </w:rPr>
+        <w:t>new_</w:t>
+      </w:r>
       <w:proofErr w:type="gramStart"/>
       <w:r>
         <w:rPr>
           <w:rFonts w:ascii="Consolas" w:eastAsia="Times New Roman" w:hAnsi="Consolas" w:cs="Times New Roman"/>
-          <w:color w:val="001080"/>
+          <w:color w:val="795E26"/>
           <w:sz w:val="21"/>
           <w:szCs w:val="21"/>
         </w:rPr>
         <w:t>page</w:t>
       </w:r>
+      <w:r>
+        <w:rPr>
+          <w:rFonts w:ascii="Consolas" w:eastAsia="Times New Roman" w:hAnsi="Consolas" w:cs="Times New Roman"/>
+          <w:color w:val="3B3B3B"/>
+          <w:sz w:val="21"/>
+          <w:szCs w:val="21"/>
+        </w:rPr>
+        <w:t>(</w:t>
+      </w:r>
       <w:proofErr w:type="gramEnd"/>
       <w:r>
         <w:rPr>
@@ -634,61 +720,7 @@
           <w:sz w:val="21"/>
           <w:szCs w:val="21"/>
         </w:rPr>
-        <w:t xml:space="preserve"> </w:t>
-      </w:r>
-      <w:r>
-        <w:rPr>
-          <w:rFonts w:ascii="Consolas" w:eastAsia="Times New Roman" w:hAnsi="Consolas" w:cs="Times New Roman"/>
-          <w:color w:val="000000"/>
-          <w:sz w:val="21"/>
-          <w:szCs w:val="21"/>
-        </w:rPr>
-        <w:t>=</w:t>
-      </w:r>
-      <w:r>
-        <w:rPr>
-          <w:rFonts w:ascii="Consolas" w:eastAsia="Times New Roman" w:hAnsi="Consolas" w:cs="Times New Roman"/>
-          <w:color w:val="3B3B3B"/>
-          <w:sz w:val="21"/>
-          <w:szCs w:val="21"/>
-        </w:rPr>
-        <w:t xml:space="preserve"> </w:t>
-      </w:r>
-      <w:r>
-        <w:rPr>
-          <w:rFonts w:ascii="Consolas" w:eastAsia="Times New Roman" w:hAnsi="Consolas" w:cs="Times New Roman"/>
-          <w:color w:val="001080"/>
-          <w:sz w:val="21"/>
-          <w:szCs w:val="21"/>
-        </w:rPr>
-        <w:t>context</w:t>
-      </w:r>
-      <w:r>
-        <w:rPr>
-          <w:rFonts w:ascii="Consolas" w:eastAsia="Times New Roman" w:hAnsi="Consolas" w:cs="Times New Roman"/>
-          <w:color w:val="3B3B3B"/>
-          <w:sz w:val="21"/>
-          <w:szCs w:val="21"/>
-        </w:rPr>
-        <w:t>.</w:t>
-      </w:r>
-      <w:r>
-        <w:rPr>
-          <w:rFonts w:ascii="Consolas" w:eastAsia="Times New Roman" w:hAnsi="Consolas" w:cs="Times New Roman"/>
-          <w:color w:val="795E26"/>
-          <w:sz w:val="21"/>
-          <w:szCs w:val="21"/>
-        </w:rPr>
-        <w:t>new_page</w:t>
-      </w:r>
-      <w:r>
-        <w:rPr>
-          <w:rFonts w:ascii="Consolas" w:eastAsia="Times New Roman" w:hAnsi="Consolas" w:cs="Times New Roman"/>
-          <w:color w:val="3B3B3B"/>
-          <w:sz w:val="21"/>
-          <w:szCs w:val="21"/>
-        </w:rPr>
-        <w:t>()</w:t>
+        <w:t>)</w:t>
       </w:r>
     </w:p>
     <w:p>
@@ -739,6 +771,7 @@
         </w:rPr>
         <w:t>goto</w:t>
       </w:r>
+      <w:proofErr w:type="gramEnd"/>
       <w:r>
         <w:rPr>
           <w:rFonts w:ascii="Consolas" w:eastAsia="Times New Roman" w:hAnsi="Consolas" w:cs="Times New Roman"/>
@@ -748,7 +781,6 @@
         </w:rPr>
         <w:t>(</w:t>
       </w:r>
-      <w:proofErr w:type="gramEnd"/>
       <w:r>
         <w:rPr>
           <w:rFonts w:ascii="Consolas" w:eastAsia="Times New Roman" w:hAnsi="Consolas" w:cs="Times New Roman"/>
@@ -788,7 +820,6 @@
         </w:rPr>
         <w:t xml:space="preserve">    </w:t>
       </w:r>
-      <w:proofErr w:type="gramStart"/>
       <w:r>
         <w:rPr>
           <w:rFonts w:ascii="Consolas" w:eastAsia="Times New Roman" w:hAnsi="Consolas" w:cs="Times New Roman"/>
@@ -798,7 +829,6 @@
         </w:rPr>
         <w:t>username</w:t>
       </w:r>
-      <w:proofErr w:type="gramEnd"/>
       <w:r>
         <w:rPr>
           <w:rFonts w:ascii="Consolas" w:eastAsia="Times New Roman" w:hAnsi="Consolas" w:cs="Times New Roman"/>
@@ -929,6 +959,7 @@
         </w:rPr>
         <w:t>fill</w:t>
       </w:r>
+      <w:proofErr w:type="gramEnd"/>
       <w:r>
         <w:rPr>
           <w:rFonts w:ascii="Consolas" w:eastAsia="Times New Roman" w:hAnsi="Consolas" w:cs="Times New Roman"/>
@@ -938,7 +969,6 @@
         </w:rPr>
         <w:t>(</w:t>
       </w:r>
-      <w:proofErr w:type="gramEnd"/>
       <w:r>
         <w:rPr>
           <w:rFonts w:ascii="Consolas" w:eastAsia="Times New Roman" w:hAnsi="Consolas" w:cs="Times New Roman"/>
@@ -995,7 +1025,7 @@
           <w:sz w:val="21"/>
           <w:szCs w:val="21"/>
         </w:rPr>
-        <w:t>username.screenshot(</w:t>
+        <w:t>username.screenshot</w:t>
       </w:r>
       <w:proofErr w:type="gramEnd"/>
       <w:r>
@@ -1005,7 +1035,7 @@
           <w:sz w:val="21"/>
           <w:szCs w:val="21"/>
         </w:rPr>
-        <w:t>path="username.png")</w:t>
+        <w:t>(path="username.png")</w:t>
       </w:r>
     </w:p>
     <w:p>
@@ -1028,7 +1058,6 @@
         </w:rPr>
         <w:t xml:space="preserve">    </w:t>
       </w:r>
-      <w:proofErr w:type="gramStart"/>
       <w:r>
         <w:rPr>
           <w:rFonts w:ascii="Consolas" w:eastAsia="Times New Roman" w:hAnsi="Consolas" w:cs="Times New Roman"/>
@@ -1038,7 +1067,6 @@
         </w:rPr>
         <w:t>password</w:t>
       </w:r>
-      <w:proofErr w:type="gramEnd"/>
       <w:r>
         <w:rPr>
           <w:rFonts w:ascii="Consolas" w:eastAsia="Times New Roman" w:hAnsi="Consolas" w:cs="Times New Roman"/>
@@ -1169,6 +1197,7 @@
         </w:rPr>
         <w:t>fill</w:t>
       </w:r>
+      <w:proofErr w:type="gramEnd"/>
       <w:r>
         <w:rPr>
           <w:rFonts w:ascii="Consolas" w:eastAsia="Times New Roman" w:hAnsi="Consolas" w:cs="Times New Roman"/>
@@ -1178,7 +1207,6 @@
         </w:rPr>
         <w:t>(</w:t>
       </w:r>
-      <w:proofErr w:type="gramEnd"/>
       <w:r>
         <w:rPr>
           <w:rFonts w:ascii="Consolas" w:eastAsia="Times New Roman" w:hAnsi="Consolas" w:cs="Times New Roman"/>
@@ -1235,7 +1263,7 @@
           <w:sz w:val="21"/>
           <w:szCs w:val="21"/>
         </w:rPr>
-        <w:t>password.screenshot(</w:t>
+        <w:t>password.screenshot</w:t>
       </w:r>
       <w:proofErr w:type="gramEnd"/>
       <w:r>
@@ -1245,7 +1273,7 @@
           <w:sz w:val="21"/>
           <w:szCs w:val="21"/>
         </w:rPr>
-        <w:t>path="password.png")</w:t>
+        <w:t>(path="password.png")</w:t>
       </w:r>
     </w:p>
     <w:p>
@@ -1360,6 +1388,7 @@
         </w:rPr>
         <w:t>"Login"</w:t>
       </w:r>
+      <w:proofErr w:type="gramStart"/>
       <w:r>
         <w:rPr>
           <w:rFonts w:ascii="Consolas" w:eastAsia="Times New Roman" w:hAnsi="Consolas" w:cs="Times New Roman"/>
@@ -1378,6 +1407,7 @@
         </w:rPr>
         <w:t>click</w:t>
       </w:r>
+      <w:proofErr w:type="gramEnd"/>
       <w:r>
         <w:rPr>
           <w:rFonts w:ascii="Consolas" w:eastAsia="Times New Roman" w:hAnsi="Consolas" w:cs="Times New Roman"/>
@@ -1408,6 +1438,7 @@
         </w:rPr>
         <w:t xml:space="preserve">    </w:t>
       </w:r>
+      <w:proofErr w:type="gramStart"/>
       <w:r>
         <w:rPr>
           <w:rFonts w:ascii="Consolas" w:eastAsia="Times New Roman" w:hAnsi="Consolas" w:cs="Times New Roman"/>
@@ -1433,9 +1464,9 @@
           <w:sz w:val="21"/>
           <w:szCs w:val="21"/>
         </w:rPr>
-        <w:t>wait_for_</w:t>
-      </w:r>
-      <w:proofErr w:type="gramStart"/>
+        <w:t>wait</w:t>
+      </w:r>
+      <w:proofErr w:type="gramEnd"/>
       <w:r>
         <w:rPr>
           <w:rFonts w:ascii="Consolas" w:eastAsia="Times New Roman" w:hAnsi="Consolas" w:cs="Times New Roman"/>
@@ -1443,7 +1474,7 @@
           <w:sz w:val="21"/>
           <w:szCs w:val="21"/>
         </w:rPr>
-        <w:t>selector</w:t>
+        <w:t>_for_selector</w:t>
       </w:r>
       <w:r>
         <w:rPr>
@@ -1454,7 +1485,6 @@
         </w:rPr>
         <w:t>(</w:t>
       </w:r>
-      <w:proofErr w:type="gramEnd"/>
       <w:r>
         <w:rPr>
           <w:rFonts w:ascii="Consolas" w:eastAsia="Times New Roman" w:hAnsi="Consolas" w:cs="Times New Roman"/>
@@ -1558,6 +1588,7 @@
         </w:rPr>
         <w:t>sleep</w:t>
       </w:r>
+      <w:proofErr w:type="gramEnd"/>
       <w:r>
         <w:rPr>
           <w:rFonts w:ascii="Consolas" w:eastAsia="Times New Roman" w:hAnsi="Consolas" w:cs="Times New Roman"/>
@@ -1567,7 +1598,6 @@
         </w:rPr>
         <w:t>(</w:t>
       </w:r>
-      <w:proofErr w:type="gramEnd"/>
       <w:r>
         <w:rPr>
           <w:rFonts w:ascii="Consolas" w:eastAsia="Times New Roman" w:hAnsi="Consolas" w:cs="Times New Roman"/>
@@ -1624,7 +1654,7 @@
           <w:sz w:val="21"/>
           <w:szCs w:val="21"/>
         </w:rPr>
-        <w:t>page.screenshot(</w:t>
+        <w:t>page.screenshot</w:t>
       </w:r>
       <w:proofErr w:type="gramEnd"/>
       <w:r>
@@ -1634,7 +1664,7 @@
           <w:sz w:val="21"/>
           <w:szCs w:val="21"/>
         </w:rPr>
-        <w:t>path="test.png", full_page=True)</w:t>
+        <w:t>(path="test.png", full_page=True)</w:t>
       </w:r>
     </w:p>
     <w:p>
@@ -1657,7 +1687,6 @@
         </w:rPr>
         <w:t xml:space="preserve">    </w:t>
       </w:r>
-      <w:proofErr w:type="gramStart"/>
       <w:r>
         <w:rPr>
           <w:rFonts w:ascii="Consolas" w:eastAsia="Times New Roman" w:hAnsi="Consolas" w:cs="Times New Roman"/>
@@ -1667,7 +1696,6 @@
         </w:rPr>
         <w:t>assert</w:t>
       </w:r>
-      <w:proofErr w:type="gramEnd"/>
       <w:r>
         <w:rPr>
           <w:rFonts w:ascii="Consolas" w:eastAsia="Times New Roman" w:hAnsi="Consolas" w:cs="Times New Roman"/>
@@ -1819,7 +1847,15 @@
           <w:szCs w:val="28"/>
         </w:rPr>
         <w:lastRenderedPageBreak/>
-        <w:t>For enable tracing:</w:t>
+        <w:t>To</w:t>
+      </w:r>
+      <w:r>
+        <w:rPr>
+          <w:rFonts w:ascii="Sakkal Majalla" w:hAnsi="Sakkal Majalla" w:cs="Sakkal Majalla"/>
+          <w:sz w:val="28"/>
+          <w:szCs w:val="28"/>
+        </w:rPr>
+        <w:t xml:space="preserve"> enable tracing:</w:t>
       </w:r>
     </w:p>
     <w:p>
@@ -1833,52 +1869,61 @@
           <w:szCs w:val="21"/>
         </w:rPr>
       </w:pPr>
+      <w:r>
+        <w:rPr>
+          <w:rFonts w:ascii="Consolas" w:eastAsia="Times New Roman" w:hAnsi="Consolas" w:cs="Times New Roman"/>
+          <w:color w:val="AF00DB"/>
+          <w:sz w:val="21"/>
+          <w:szCs w:val="21"/>
+        </w:rPr>
+        <w:t>from</w:t>
+      </w:r>
+      <w:r>
+        <w:rPr>
+          <w:rFonts w:ascii="Consolas" w:eastAsia="Times New Roman" w:hAnsi="Consolas" w:cs="Times New Roman"/>
+          <w:color w:val="3B3B3B"/>
+          <w:sz w:val="21"/>
+          <w:szCs w:val="21"/>
+        </w:rPr>
+        <w:t xml:space="preserve"> </w:t>
+      </w:r>
       <w:proofErr w:type="gramStart"/>
       <w:r>
         <w:rPr>
           <w:rFonts w:ascii="Consolas" w:eastAsia="Times New Roman" w:hAnsi="Consolas" w:cs="Times New Roman"/>
-          <w:color w:val="AF00DB"/>
-          <w:sz w:val="21"/>
-          <w:szCs w:val="21"/>
-        </w:rPr>
-        <w:t>from</w:t>
+          <w:color w:val="267F99"/>
+          <w:sz w:val="21"/>
+          <w:szCs w:val="21"/>
+        </w:rPr>
+        <w:t>playwright</w:t>
+      </w:r>
+      <w:r>
+        <w:rPr>
+          <w:rFonts w:ascii="Consolas" w:eastAsia="Times New Roman" w:hAnsi="Consolas" w:cs="Times New Roman"/>
+          <w:color w:val="3B3B3B"/>
+          <w:sz w:val="21"/>
+          <w:szCs w:val="21"/>
+        </w:rPr>
+        <w:t>.</w:t>
+      </w:r>
+      <w:r>
+        <w:rPr>
+          <w:rFonts w:ascii="Consolas" w:eastAsia="Times New Roman" w:hAnsi="Consolas" w:cs="Times New Roman"/>
+          <w:color w:val="267F99"/>
+          <w:sz w:val="21"/>
+          <w:szCs w:val="21"/>
+        </w:rPr>
+        <w:t>sync</w:t>
       </w:r>
       <w:proofErr w:type="gramEnd"/>
       <w:r>
         <w:rPr>
           <w:rFonts w:ascii="Consolas" w:eastAsia="Times New Roman" w:hAnsi="Consolas" w:cs="Times New Roman"/>
-          <w:color w:val="3B3B3B"/>
-          <w:sz w:val="21"/>
-          <w:szCs w:val="21"/>
-        </w:rPr>
-        <w:t xml:space="preserve"> </w:t>
-      </w:r>
-      <w:r>
-        <w:rPr>
-          <w:rFonts w:ascii="Consolas" w:eastAsia="Times New Roman" w:hAnsi="Consolas" w:cs="Times New Roman"/>
           <w:color w:val="267F99"/>
           <w:sz w:val="21"/>
           <w:szCs w:val="21"/>
         </w:rPr>
-        <w:t>playwright</w:t>
-      </w:r>
-      <w:r>
-        <w:rPr>
-          <w:rFonts w:ascii="Consolas" w:eastAsia="Times New Roman" w:hAnsi="Consolas" w:cs="Times New Roman"/>
-          <w:color w:val="3B3B3B"/>
-          <w:sz w:val="21"/>
-          <w:szCs w:val="21"/>
-        </w:rPr>
-        <w:t>.</w:t>
-      </w:r>
-      <w:r>
-        <w:rPr>
-          <w:rFonts w:ascii="Consolas" w:eastAsia="Times New Roman" w:hAnsi="Consolas" w:cs="Times New Roman"/>
-          <w:color w:val="267F99"/>
-          <w:sz w:val="21"/>
-          <w:szCs w:val="21"/>
-        </w:rPr>
-        <w:t>sync_api</w:t>
+        <w:t>_api</w:t>
       </w:r>
       <w:r>
         <w:rPr>
@@ -1946,7 +1991,6 @@
           <w:szCs w:val="21"/>
         </w:rPr>
       </w:pPr>
-      <w:proofErr w:type="gramStart"/>
       <w:r>
         <w:rPr>
           <w:rFonts w:ascii="Consolas" w:eastAsia="Times New Roman" w:hAnsi="Consolas" w:cs="Times New Roman"/>
@@ -1956,7 +2000,6 @@
         </w:rPr>
         <w:t>import</w:t>
       </w:r>
-      <w:proofErr w:type="gramEnd"/>
       <w:r>
         <w:rPr>
           <w:rFonts w:ascii="Consolas" w:eastAsia="Times New Roman" w:hAnsi="Consolas" w:cs="Times New Roman"/>
@@ -1987,7 +2030,6 @@
           <w:szCs w:val="21"/>
         </w:rPr>
       </w:pPr>
-      <w:proofErr w:type="gramStart"/>
       <w:r>
         <w:rPr>
           <w:rFonts w:ascii="Consolas" w:eastAsia="Times New Roman" w:hAnsi="Consolas" w:cs="Times New Roman"/>
@@ -1997,7 +2039,6 @@
         </w:rPr>
         <w:t>import</w:t>
       </w:r>
-      <w:proofErr w:type="gramEnd"/>
       <w:r>
         <w:rPr>
           <w:rFonts w:ascii="Consolas" w:eastAsia="Times New Roman" w:hAnsi="Consolas" w:cs="Times New Roman"/>
@@ -2040,34 +2081,35 @@
           <w:szCs w:val="21"/>
         </w:rPr>
       </w:pPr>
+      <w:r>
+        <w:rPr>
+          <w:rFonts w:ascii="Consolas" w:eastAsia="Times New Roman" w:hAnsi="Consolas" w:cs="Times New Roman"/>
+          <w:color w:val="795E26"/>
+          <w:sz w:val="21"/>
+          <w:szCs w:val="21"/>
+        </w:rPr>
+        <w:t>@</w:t>
+      </w:r>
       <w:proofErr w:type="gramStart"/>
       <w:r>
         <w:rPr>
           <w:rFonts w:ascii="Consolas" w:eastAsia="Times New Roman" w:hAnsi="Consolas" w:cs="Times New Roman"/>
+          <w:color w:val="267F99"/>
+          <w:sz w:val="21"/>
+          <w:szCs w:val="21"/>
+        </w:rPr>
+        <w:t>pytest</w:t>
+      </w:r>
+      <w:r>
+        <w:rPr>
+          <w:rFonts w:ascii="Consolas" w:eastAsia="Times New Roman" w:hAnsi="Consolas" w:cs="Times New Roman"/>
           <w:color w:val="795E26"/>
           <w:sz w:val="21"/>
           <w:szCs w:val="21"/>
         </w:rPr>
-        <w:t>@</w:t>
-      </w:r>
-      <w:r>
-        <w:rPr>
-          <w:rFonts w:ascii="Consolas" w:eastAsia="Times New Roman" w:hAnsi="Consolas" w:cs="Times New Roman"/>
-          <w:color w:val="267F99"/>
-          <w:sz w:val="21"/>
-          <w:szCs w:val="21"/>
-        </w:rPr>
-        <w:t>pytest</w:t>
-      </w:r>
-      <w:r>
-        <w:rPr>
-          <w:rFonts w:ascii="Consolas" w:eastAsia="Times New Roman" w:hAnsi="Consolas" w:cs="Times New Roman"/>
-          <w:color w:val="795E26"/>
-          <w:sz w:val="21"/>
-          <w:szCs w:val="21"/>
-        </w:rPr>
         <w:t>.fixture</w:t>
       </w:r>
+      <w:proofErr w:type="gramEnd"/>
       <w:r>
         <w:rPr>
           <w:rFonts w:ascii="Consolas" w:eastAsia="Times New Roman" w:hAnsi="Consolas" w:cs="Times New Roman"/>
@@ -2077,7 +2119,6 @@
         </w:rPr>
         <w:t>(</w:t>
       </w:r>
-      <w:proofErr w:type="gramEnd"/>
       <w:r>
         <w:rPr>
           <w:rFonts w:ascii="Consolas" w:eastAsia="Times New Roman" w:hAnsi="Consolas" w:cs="Times New Roman"/>
@@ -2126,44 +2167,53 @@
           <w:szCs w:val="21"/>
         </w:rPr>
       </w:pPr>
+      <w:r>
+        <w:rPr>
+          <w:rFonts w:ascii="Consolas" w:eastAsia="Times New Roman" w:hAnsi="Consolas" w:cs="Times New Roman"/>
+          <w:color w:val="0000FF"/>
+          <w:sz w:val="21"/>
+          <w:szCs w:val="21"/>
+        </w:rPr>
+        <w:t>def</w:t>
+      </w:r>
+      <w:r>
+        <w:rPr>
+          <w:rFonts w:ascii="Consolas" w:eastAsia="Times New Roman" w:hAnsi="Consolas" w:cs="Times New Roman"/>
+          <w:color w:val="3B3B3B"/>
+          <w:sz w:val="21"/>
+          <w:szCs w:val="21"/>
+        </w:rPr>
+        <w:t xml:space="preserve"> </w:t>
+      </w:r>
+      <w:r>
+        <w:rPr>
+          <w:rFonts w:ascii="Consolas" w:eastAsia="Times New Roman" w:hAnsi="Consolas" w:cs="Times New Roman"/>
+          <w:color w:val="795E26"/>
+          <w:sz w:val="21"/>
+          <w:szCs w:val="21"/>
+        </w:rPr>
+        <w:t>trace_</w:t>
+      </w:r>
       <w:proofErr w:type="gramStart"/>
       <w:r>
         <w:rPr>
           <w:rFonts w:ascii="Consolas" w:eastAsia="Times New Roman" w:hAnsi="Consolas" w:cs="Times New Roman"/>
-          <w:color w:val="0000FF"/>
-          <w:sz w:val="21"/>
-          <w:szCs w:val="21"/>
-        </w:rPr>
-        <w:t>def</w:t>
+          <w:color w:val="795E26"/>
+          <w:sz w:val="21"/>
+          <w:szCs w:val="21"/>
+        </w:rPr>
+        <w:t>test</w:t>
+      </w:r>
+      <w:r>
+        <w:rPr>
+          <w:rFonts w:ascii="Consolas" w:eastAsia="Times New Roman" w:hAnsi="Consolas" w:cs="Times New Roman"/>
+          <w:color w:val="3B3B3B"/>
+          <w:sz w:val="21"/>
+          <w:szCs w:val="21"/>
+        </w:rPr>
+        <w:t>(</w:t>
       </w:r>
       <w:proofErr w:type="gramEnd"/>
-      <w:r>
-        <w:rPr>
-          <w:rFonts w:ascii="Consolas" w:eastAsia="Times New Roman" w:hAnsi="Consolas" w:cs="Times New Roman"/>
-          <w:color w:val="3B3B3B"/>
-          <w:sz w:val="21"/>
-          <w:szCs w:val="21"/>
-        </w:rPr>
-        <w:t xml:space="preserve"> </w:t>
-      </w:r>
-      <w:r>
-        <w:rPr>
-          <w:rFonts w:ascii="Consolas" w:eastAsia="Times New Roman" w:hAnsi="Consolas" w:cs="Times New Roman"/>
-          <w:color w:val="795E26"/>
-          <w:sz w:val="21"/>
-          <w:szCs w:val="21"/>
-        </w:rPr>
-        <w:t>trace_test</w:t>
-      </w:r>
-      <w:r>
-        <w:rPr>
-          <w:rFonts w:ascii="Consolas" w:eastAsia="Times New Roman" w:hAnsi="Consolas" w:cs="Times New Roman"/>
-          <w:color w:val="3B3B3B"/>
-          <w:sz w:val="21"/>
-          <w:szCs w:val="21"/>
-        </w:rPr>
-        <w:t>(</w:t>
-      </w:r>
       <w:r>
         <w:rPr>
           <w:rFonts w:ascii="Consolas" w:eastAsia="Times New Roman" w:hAnsi="Consolas" w:cs="Times New Roman"/>
@@ -2300,6 +2350,7 @@
         </w:rPr>
         <w:t>tracing</w:t>
       </w:r>
+      <w:proofErr w:type="gramEnd"/>
       <w:r>
         <w:rPr>
           <w:rFonts w:ascii="Consolas" w:eastAsia="Times New Roman" w:hAnsi="Consolas" w:cs="Times New Roman"/>
@@ -2309,6 +2360,7 @@
         </w:rPr>
         <w:t>.</w:t>
       </w:r>
+      <w:proofErr w:type="gramStart"/>
       <w:r>
         <w:rPr>
           <w:rFonts w:ascii="Consolas" w:eastAsia="Times New Roman" w:hAnsi="Consolas" w:cs="Times New Roman"/>
@@ -2349,7 +2401,6 @@
         </w:rPr>
         <w:t xml:space="preserve">        </w:t>
       </w:r>
-      <w:proofErr w:type="gramStart"/>
       <w:r>
         <w:rPr>
           <w:rFonts w:ascii="Consolas" w:eastAsia="Times New Roman" w:hAnsi="Consolas" w:cs="Times New Roman"/>
@@ -2359,7 +2410,6 @@
         </w:rPr>
         <w:t>name</w:t>
       </w:r>
-      <w:proofErr w:type="gramEnd"/>
       <w:r>
         <w:rPr>
           <w:rFonts w:ascii="Consolas" w:eastAsia="Times New Roman" w:hAnsi="Consolas" w:cs="Times New Roman"/>
@@ -2408,7 +2458,6 @@
         </w:rPr>
         <w:t xml:space="preserve">        </w:t>
       </w:r>
-      <w:proofErr w:type="gramStart"/>
       <w:r>
         <w:rPr>
           <w:rFonts w:ascii="Consolas" w:eastAsia="Times New Roman" w:hAnsi="Consolas" w:cs="Times New Roman"/>
@@ -2427,7 +2476,6 @@
         </w:rPr>
         <w:t>=</w:t>
       </w:r>
-      <w:proofErr w:type="gramEnd"/>
       <w:r>
         <w:rPr>
           <w:rFonts w:ascii="Consolas" w:eastAsia="Times New Roman" w:hAnsi="Consolas" w:cs="Times New Roman"/>
@@ -2465,9 +2513,8 @@
           <w:sz w:val="21"/>
           <w:szCs w:val="21"/>
         </w:rPr>
-        <w:t xml:space="preserve"># </w:t>
-      </w:r>
-      <w:proofErr w:type="gramStart"/>
+        <w:t xml:space="preserve"># snapshots: save </w:t>
+      </w:r>
       <w:r>
         <w:rPr>
           <w:rFonts w:ascii="Consolas" w:eastAsia="Times New Roman" w:hAnsi="Consolas" w:cs="Times New Roman"/>
@@ -2475,9 +2522,8 @@
           <w:sz w:val="21"/>
           <w:szCs w:val="21"/>
         </w:rPr>
-        <w:t>snapshots</w:t>
-      </w:r>
-      <w:proofErr w:type="gramEnd"/>
+        <w:t xml:space="preserve">the </w:t>
+      </w:r>
       <w:r>
         <w:rPr>
           <w:rFonts w:ascii="Consolas" w:eastAsia="Times New Roman" w:hAnsi="Consolas" w:cs="Times New Roman"/>
@@ -2485,7 +2531,61 @@
           <w:sz w:val="21"/>
           <w:szCs w:val="21"/>
         </w:rPr>
-        <w:t>: save real state of page that we can handle it using the viewer</w:t>
+        <w:t>real state</w:t>
+      </w:r>
+      <w:r>
+        <w:rPr>
+          <w:rFonts w:ascii="Consolas" w:eastAsia="Times New Roman" w:hAnsi="Consolas" w:cs="Times New Roman"/>
+          <w:color w:val="008000"/>
+          <w:sz w:val="21"/>
+          <w:szCs w:val="21"/>
+        </w:rPr>
+        <w:t xml:space="preserve"> </w:t>
+      </w:r>
+      <w:r>
+        <w:rPr>
+          <w:rFonts w:ascii="Consolas" w:eastAsia="Times New Roman" w:hAnsi="Consolas" w:cs="Times New Roman"/>
+          <w:color w:val="008000"/>
+          <w:sz w:val="21"/>
+          <w:szCs w:val="21"/>
+        </w:rPr>
+        <w:t>of</w:t>
+      </w:r>
+      <w:r>
+        <w:rPr>
+          <w:rFonts w:ascii="Consolas" w:eastAsia="Times New Roman" w:hAnsi="Consolas" w:cs="Times New Roman"/>
+          <w:color w:val="008000"/>
+          <w:sz w:val="21"/>
+          <w:szCs w:val="21"/>
+        </w:rPr>
+        <w:t xml:space="preserve"> the </w:t>
+      </w:r>
+      <w:r>
+        <w:rPr>
+          <w:rFonts w:ascii="Consolas" w:eastAsia="Times New Roman" w:hAnsi="Consolas" w:cs="Times New Roman"/>
+          <w:color w:val="008000"/>
+          <w:sz w:val="21"/>
+          <w:szCs w:val="21"/>
+        </w:rPr>
+        <w:t xml:space="preserve">page </w:t>
+      </w:r>
+      <w:r>
+        <w:rPr>
+          <w:rFonts w:ascii="Consolas" w:eastAsia="Times New Roman" w:hAnsi="Consolas" w:cs="Times New Roman"/>
+          <w:color w:val="008000"/>
+          <w:sz w:val="21"/>
+          <w:szCs w:val="21"/>
+        </w:rPr>
+        <w:t xml:space="preserve">so </w:t>
+      </w:r>
+      <w:r>
+        <w:rPr>
+          <w:rFonts w:ascii="Consolas" w:eastAsia="Times New Roman" w:hAnsi="Consolas" w:cs="Times New Roman"/>
+          <w:color w:val="008000"/>
+          <w:sz w:val="21"/>
+          <w:szCs w:val="21"/>
+        </w:rPr>
+        <w:t>that we can handle it using the viewer</w:t>
       </w:r>
     </w:p>
     <w:p>
@@ -2508,7 +2608,6 @@
         </w:rPr>
         <w:t xml:space="preserve">        </w:t>
       </w:r>
-      <w:proofErr w:type="gramStart"/>
       <w:r>
         <w:rPr>
           <w:rFonts w:ascii="Consolas" w:eastAsia="Times New Roman" w:hAnsi="Consolas" w:cs="Times New Roman"/>
@@ -2527,7 +2626,6 @@
         </w:rPr>
         <w:t>=</w:t>
       </w:r>
-      <w:proofErr w:type="gramEnd"/>
       <w:r>
         <w:rPr>
           <w:rFonts w:ascii="Consolas" w:eastAsia="Times New Roman" w:hAnsi="Consolas" w:cs="Times New Roman"/>
@@ -2576,7 +2674,6 @@
         </w:rPr>
         <w:t xml:space="preserve">        </w:t>
       </w:r>
-      <w:proofErr w:type="gramStart"/>
       <w:r>
         <w:rPr>
           <w:rFonts w:ascii="Consolas" w:eastAsia="Times New Roman" w:hAnsi="Consolas" w:cs="Times New Roman"/>
@@ -2595,7 +2692,6 @@
         </w:rPr>
         <w:t>=</w:t>
       </w:r>
-      <w:proofErr w:type="gramEnd"/>
       <w:r>
         <w:rPr>
           <w:rFonts w:ascii="Consolas" w:eastAsia="Times New Roman" w:hAnsi="Consolas" w:cs="Times New Roman"/>
@@ -2665,7 +2761,6 @@
         </w:rPr>
         <w:t xml:space="preserve">    </w:t>
       </w:r>
-      <w:proofErr w:type="gramStart"/>
       <w:r>
         <w:rPr>
           <w:rFonts w:ascii="Consolas" w:eastAsia="Times New Roman" w:hAnsi="Consolas" w:cs="Times New Roman"/>
@@ -2675,7 +2770,6 @@
         </w:rPr>
         <w:t>yield</w:t>
       </w:r>
-      <w:proofErr w:type="gramEnd"/>
     </w:p>
     <w:p>
       <w:pPr>
@@ -2725,6 +2819,7 @@
         </w:rPr>
         <w:t>tracing</w:t>
       </w:r>
+      <w:proofErr w:type="gramEnd"/>
       <w:r>
         <w:rPr>
           <w:rFonts w:ascii="Consolas" w:eastAsia="Times New Roman" w:hAnsi="Consolas" w:cs="Times New Roman"/>
@@ -2752,7 +2847,6 @@
         </w:rPr>
         <w:t>(</w:t>
       </w:r>
-      <w:proofErr w:type="gramEnd"/>
       <w:r>
         <w:rPr>
           <w:rFonts w:ascii="Consolas" w:eastAsia="Times New Roman" w:hAnsi="Consolas" w:cs="Times New Roman"/>
@@ -2813,44 +2907,53 @@
           <w:szCs w:val="21"/>
         </w:rPr>
       </w:pPr>
+      <w:r>
+        <w:rPr>
+          <w:rFonts w:ascii="Consolas" w:eastAsia="Times New Roman" w:hAnsi="Consolas" w:cs="Times New Roman"/>
+          <w:color w:val="0000FF"/>
+          <w:sz w:val="21"/>
+          <w:szCs w:val="21"/>
+        </w:rPr>
+        <w:t>def</w:t>
+      </w:r>
+      <w:r>
+        <w:rPr>
+          <w:rFonts w:ascii="Consolas" w:eastAsia="Times New Roman" w:hAnsi="Consolas" w:cs="Times New Roman"/>
+          <w:color w:val="3B3B3B"/>
+          <w:sz w:val="21"/>
+          <w:szCs w:val="21"/>
+        </w:rPr>
+        <w:t xml:space="preserve"> </w:t>
+      </w:r>
+      <w:r>
+        <w:rPr>
+          <w:rFonts w:ascii="Consolas" w:eastAsia="Times New Roman" w:hAnsi="Consolas" w:cs="Times New Roman"/>
+          <w:color w:val="795E26"/>
+          <w:sz w:val="21"/>
+          <w:szCs w:val="21"/>
+        </w:rPr>
+        <w:t>test_orange_hrm_</w:t>
+      </w:r>
       <w:proofErr w:type="gramStart"/>
       <w:r>
         <w:rPr>
           <w:rFonts w:ascii="Consolas" w:eastAsia="Times New Roman" w:hAnsi="Consolas" w:cs="Times New Roman"/>
-          <w:color w:val="0000FF"/>
-          <w:sz w:val="21"/>
-          <w:szCs w:val="21"/>
-        </w:rPr>
-        <w:t>def</w:t>
+          <w:color w:val="795E26"/>
+          <w:sz w:val="21"/>
+          <w:szCs w:val="21"/>
+        </w:rPr>
+        <w:t>title</w:t>
+      </w:r>
+      <w:r>
+        <w:rPr>
+          <w:rFonts w:ascii="Consolas" w:eastAsia="Times New Roman" w:hAnsi="Consolas" w:cs="Times New Roman"/>
+          <w:color w:val="3B3B3B"/>
+          <w:sz w:val="21"/>
+          <w:szCs w:val="21"/>
+        </w:rPr>
+        <w:t>(</w:t>
       </w:r>
       <w:proofErr w:type="gramEnd"/>
-      <w:r>
-        <w:rPr>
-          <w:rFonts w:ascii="Consolas" w:eastAsia="Times New Roman" w:hAnsi="Consolas" w:cs="Times New Roman"/>
-          <w:color w:val="3B3B3B"/>
-          <w:sz w:val="21"/>
-          <w:szCs w:val="21"/>
-        </w:rPr>
-        <w:t xml:space="preserve"> </w:t>
-      </w:r>
-      <w:r>
-        <w:rPr>
-          <w:rFonts w:ascii="Consolas" w:eastAsia="Times New Roman" w:hAnsi="Consolas" w:cs="Times New Roman"/>
-          <w:color w:val="795E26"/>
-          <w:sz w:val="21"/>
-          <w:szCs w:val="21"/>
-        </w:rPr>
-        <w:t>test_orange_hrm_title</w:t>
-      </w:r>
-      <w:r>
-        <w:rPr>
-          <w:rFonts w:ascii="Consolas" w:eastAsia="Times New Roman" w:hAnsi="Consolas" w:cs="Times New Roman"/>
-          <w:color w:val="3B3B3B"/>
-          <w:sz w:val="21"/>
-          <w:szCs w:val="21"/>
-        </w:rPr>
-        <w:t>(</w:t>
-      </w:r>
       <w:r>
         <w:rPr>
           <w:rFonts w:ascii="Consolas" w:eastAsia="Times New Roman" w:hAnsi="Consolas" w:cs="Times New Roman"/>
@@ -2936,6 +3039,7 @@
         </w:rPr>
         <w:t>goto</w:t>
       </w:r>
+      <w:proofErr w:type="gramEnd"/>
       <w:r>
         <w:rPr>
           <w:rFonts w:ascii="Consolas" w:eastAsia="Times New Roman" w:hAnsi="Consolas" w:cs="Times New Roman"/>
@@ -2945,7 +3049,6 @@
         </w:rPr>
         <w:t>(</w:t>
       </w:r>
-      <w:proofErr w:type="gramEnd"/>
       <w:r>
         <w:rPr>
           <w:rFonts w:ascii="Consolas" w:eastAsia="Times New Roman" w:hAnsi="Consolas" w:cs="Times New Roman"/>
@@ -2985,7 +3088,6 @@
         </w:rPr>
         <w:t xml:space="preserve">    </w:t>
       </w:r>
-      <w:proofErr w:type="gramStart"/>
       <w:r>
         <w:rPr>
           <w:rFonts w:ascii="Consolas" w:eastAsia="Times New Roman" w:hAnsi="Consolas" w:cs="Times New Roman"/>
@@ -2995,7 +3097,6 @@
         </w:rPr>
         <w:t>username</w:t>
       </w:r>
-      <w:proofErr w:type="gramEnd"/>
       <w:r>
         <w:rPr>
           <w:rFonts w:ascii="Consolas" w:eastAsia="Times New Roman" w:hAnsi="Consolas" w:cs="Times New Roman"/>
@@ -3126,6 +3227,7 @@
         </w:rPr>
         <w:t>fill</w:t>
       </w:r>
+      <w:proofErr w:type="gramEnd"/>
       <w:r>
         <w:rPr>
           <w:rFonts w:ascii="Consolas" w:eastAsia="Times New Roman" w:hAnsi="Consolas" w:cs="Times New Roman"/>
@@ -3135,7 +3237,6 @@
         </w:rPr>
         <w:t>(</w:t>
       </w:r>
-      <w:proofErr w:type="gramEnd"/>
       <w:r>
         <w:rPr>
           <w:rFonts w:ascii="Consolas" w:eastAsia="Times New Roman" w:hAnsi="Consolas" w:cs="Times New Roman"/>
@@ -3203,6 +3304,7 @@
         </w:rPr>
         <w:t>screenshot</w:t>
       </w:r>
+      <w:proofErr w:type="gramEnd"/>
       <w:r>
         <w:rPr>
           <w:rFonts w:ascii="Consolas" w:eastAsia="Times New Roman" w:hAnsi="Consolas" w:cs="Times New Roman"/>
@@ -3212,7 +3314,6 @@
         </w:rPr>
         <w:t>(</w:t>
       </w:r>
-      <w:proofErr w:type="gramEnd"/>
       <w:r>
         <w:rPr>
           <w:rFonts w:ascii="Consolas" w:eastAsia="Times New Roman" w:hAnsi="Consolas" w:cs="Times New Roman"/>
@@ -3270,7 +3371,6 @@
         </w:rPr>
         <w:t xml:space="preserve">    </w:t>
       </w:r>
-      <w:proofErr w:type="gramStart"/>
       <w:r>
         <w:rPr>
           <w:rFonts w:ascii="Consolas" w:eastAsia="Times New Roman" w:hAnsi="Consolas" w:cs="Times New Roman"/>
@@ -3280,7 +3380,6 @@
         </w:rPr>
         <w:t>password</w:t>
       </w:r>
-      <w:proofErr w:type="gramEnd"/>
       <w:r>
         <w:rPr>
           <w:rFonts w:ascii="Consolas" w:eastAsia="Times New Roman" w:hAnsi="Consolas" w:cs="Times New Roman"/>
@@ -3411,6 +3510,7 @@
         </w:rPr>
         <w:t>fill</w:t>
       </w:r>
+      <w:proofErr w:type="gramEnd"/>
       <w:r>
         <w:rPr>
           <w:rFonts w:ascii="Consolas" w:eastAsia="Times New Roman" w:hAnsi="Consolas" w:cs="Times New Roman"/>
@@ -3420,7 +3520,6 @@
         </w:rPr>
         <w:t>(</w:t>
       </w:r>
-      <w:proofErr w:type="gramEnd"/>
       <w:r>
         <w:rPr>
           <w:rFonts w:ascii="Consolas" w:eastAsia="Times New Roman" w:hAnsi="Consolas" w:cs="Times New Roman"/>
@@ -3552,6 +3651,7 @@
         </w:rPr>
         <w:t>"Login"</w:t>
       </w:r>
+      <w:proofErr w:type="gramStart"/>
       <w:r>
         <w:rPr>
           <w:rFonts w:ascii="Consolas" w:eastAsia="Times New Roman" w:hAnsi="Consolas" w:cs="Times New Roman"/>
@@ -3570,6 +3670,7 @@
         </w:rPr>
         <w:t>click</w:t>
       </w:r>
+      <w:proofErr w:type="gramEnd"/>
       <w:r>
         <w:rPr>
           <w:rFonts w:ascii="Consolas" w:eastAsia="Times New Roman" w:hAnsi="Consolas" w:cs="Times New Roman"/>
@@ -3600,6 +3701,7 @@
         </w:rPr>
         <w:t xml:space="preserve">    </w:t>
       </w:r>
+      <w:proofErr w:type="gramStart"/>
       <w:r>
         <w:rPr>
           <w:rFonts w:ascii="Consolas" w:eastAsia="Times New Roman" w:hAnsi="Consolas" w:cs="Times New Roman"/>
@@ -3625,9 +3727,9 @@
           <w:sz w:val="21"/>
           <w:szCs w:val="21"/>
         </w:rPr>
-        <w:t>wait_for_</w:t>
-      </w:r>
-      <w:proofErr w:type="gramStart"/>
+        <w:t>wait</w:t>
+      </w:r>
+      <w:proofErr w:type="gramEnd"/>
       <w:r>
         <w:rPr>
           <w:rFonts w:ascii="Consolas" w:eastAsia="Times New Roman" w:hAnsi="Consolas" w:cs="Times New Roman"/>
@@ -3635,7 +3737,7 @@
           <w:sz w:val="21"/>
           <w:szCs w:val="21"/>
         </w:rPr>
-        <w:t>selector</w:t>
+        <w:t>_for_selector</w:t>
       </w:r>
       <w:r>
         <w:rPr>
@@ -3646,7 +3748,6 @@
         </w:rPr>
         <w:t>(</w:t>
       </w:r>
-      <w:proofErr w:type="gramEnd"/>
       <w:r>
         <w:rPr>
           <w:rFonts w:ascii="Consolas" w:eastAsia="Times New Roman" w:hAnsi="Consolas" w:cs="Times New Roman"/>
@@ -3750,6 +3851,7 @@
         </w:rPr>
         <w:t>sleep</w:t>
       </w:r>
+      <w:proofErr w:type="gramEnd"/>
       <w:r>
         <w:rPr>
           <w:rFonts w:ascii="Consolas" w:eastAsia="Times New Roman" w:hAnsi="Consolas" w:cs="Times New Roman"/>
@@ -3759,7 +3861,6 @@
         </w:rPr>
         <w:t>(</w:t>
       </w:r>
-      <w:proofErr w:type="gramEnd"/>
       <w:r>
         <w:rPr>
           <w:rFonts w:ascii="Consolas" w:eastAsia="Times New Roman" w:hAnsi="Consolas" w:cs="Times New Roman"/>
@@ -3799,7 +3900,6 @@
         </w:rPr>
         <w:t xml:space="preserve">    </w:t>
       </w:r>
-      <w:proofErr w:type="gramStart"/>
       <w:r>
         <w:rPr>
           <w:rFonts w:ascii="Consolas" w:eastAsia="Times New Roman" w:hAnsi="Consolas" w:cs="Times New Roman"/>
@@ -3809,7 +3909,6 @@
         </w:rPr>
         <w:t>assert</w:t>
       </w:r>
-      <w:proofErr w:type="gramEnd"/>
       <w:r>
         <w:rPr>
           <w:rFonts w:ascii="Consolas" w:eastAsia="Times New Roman" w:hAnsi="Consolas" w:cs="Times New Roman"/>
@@ -3969,7 +4068,23 @@
           <w:sz w:val="28"/>
           <w:szCs w:val="28"/>
         </w:rPr>
-        <w:t xml:space="preserve">OR we can visit and upload trace file: </w:t>
+        <w:t xml:space="preserve">OR we can visit and upload </w:t>
+      </w:r>
+      <w:r>
+        <w:rPr>
+          <w:rFonts w:ascii="Sakkal Majalla" w:hAnsi="Sakkal Majalla" w:cs="Sakkal Majalla"/>
+          <w:sz w:val="28"/>
+          <w:szCs w:val="28"/>
+        </w:rPr>
+        <w:t xml:space="preserve">the </w:t>
+      </w:r>
+      <w:r>
+        <w:rPr>
+          <w:rFonts w:ascii="Sakkal Majalla" w:hAnsi="Sakkal Majalla" w:cs="Sakkal Majalla"/>
+          <w:sz w:val="28"/>
+          <w:szCs w:val="28"/>
+        </w:rPr>
+        <w:t xml:space="preserve">trace file: </w:t>
       </w:r>
       <w:r>
         <w:rPr>
@@ -4024,7 +4139,6 @@
           <w:sz w:val="28"/>
           <w:szCs w:val="28"/>
         </w:rPr>
-        <w:lastRenderedPageBreak/>
         <w:t>To use playwright assertions:</w:t>
       </w:r>
     </w:p>
@@ -4039,52 +4153,61 @@
           <w:szCs w:val="21"/>
         </w:rPr>
       </w:pPr>
+      <w:r>
+        <w:rPr>
+          <w:rFonts w:ascii="Consolas" w:eastAsia="Times New Roman" w:hAnsi="Consolas" w:cs="Times New Roman"/>
+          <w:color w:val="AF00DB"/>
+          <w:sz w:val="21"/>
+          <w:szCs w:val="21"/>
+        </w:rPr>
+        <w:t>from</w:t>
+      </w:r>
+      <w:r>
+        <w:rPr>
+          <w:rFonts w:ascii="Consolas" w:eastAsia="Times New Roman" w:hAnsi="Consolas" w:cs="Times New Roman"/>
+          <w:color w:val="3B3B3B"/>
+          <w:sz w:val="21"/>
+          <w:szCs w:val="21"/>
+        </w:rPr>
+        <w:t xml:space="preserve"> </w:t>
+      </w:r>
       <w:proofErr w:type="gramStart"/>
       <w:r>
         <w:rPr>
           <w:rFonts w:ascii="Consolas" w:eastAsia="Times New Roman" w:hAnsi="Consolas" w:cs="Times New Roman"/>
-          <w:color w:val="AF00DB"/>
-          <w:sz w:val="21"/>
-          <w:szCs w:val="21"/>
-        </w:rPr>
-        <w:t>from</w:t>
+          <w:color w:val="267F99"/>
+          <w:sz w:val="21"/>
+          <w:szCs w:val="21"/>
+        </w:rPr>
+        <w:t>playwright</w:t>
+      </w:r>
+      <w:r>
+        <w:rPr>
+          <w:rFonts w:ascii="Consolas" w:eastAsia="Times New Roman" w:hAnsi="Consolas" w:cs="Times New Roman"/>
+          <w:color w:val="3B3B3B"/>
+          <w:sz w:val="21"/>
+          <w:szCs w:val="21"/>
+        </w:rPr>
+        <w:t>.</w:t>
+      </w:r>
+      <w:r>
+        <w:rPr>
+          <w:rFonts w:ascii="Consolas" w:eastAsia="Times New Roman" w:hAnsi="Consolas" w:cs="Times New Roman"/>
+          <w:color w:val="267F99"/>
+          <w:sz w:val="21"/>
+          <w:szCs w:val="21"/>
+        </w:rPr>
+        <w:t>sync</w:t>
       </w:r>
       <w:proofErr w:type="gramEnd"/>
       <w:r>
         <w:rPr>
           <w:rFonts w:ascii="Consolas" w:eastAsia="Times New Roman" w:hAnsi="Consolas" w:cs="Times New Roman"/>
-          <w:color w:val="3B3B3B"/>
-          <w:sz w:val="21"/>
-          <w:szCs w:val="21"/>
-        </w:rPr>
-        <w:t xml:space="preserve"> </w:t>
-      </w:r>
-      <w:r>
-        <w:rPr>
-          <w:rFonts w:ascii="Consolas" w:eastAsia="Times New Roman" w:hAnsi="Consolas" w:cs="Times New Roman"/>
           <w:color w:val="267F99"/>
           <w:sz w:val="21"/>
           <w:szCs w:val="21"/>
         </w:rPr>
-        <w:t>playwright</w:t>
-      </w:r>
-      <w:r>
-        <w:rPr>
-          <w:rFonts w:ascii="Consolas" w:eastAsia="Times New Roman" w:hAnsi="Consolas" w:cs="Times New Roman"/>
-          <w:color w:val="3B3B3B"/>
-          <w:sz w:val="21"/>
-          <w:szCs w:val="21"/>
-        </w:rPr>
-        <w:t>.</w:t>
-      </w:r>
-      <w:r>
-        <w:rPr>
-          <w:rFonts w:ascii="Consolas" w:eastAsia="Times New Roman" w:hAnsi="Consolas" w:cs="Times New Roman"/>
-          <w:color w:val="267F99"/>
-          <w:sz w:val="21"/>
-          <w:szCs w:val="21"/>
-        </w:rPr>
-        <w:t>sync_api</w:t>
+        <w:t>_api</w:t>
       </w:r>
       <w:r>
         <w:rPr>
@@ -4164,44 +4287,53 @@
           <w:szCs w:val="21"/>
         </w:rPr>
       </w:pPr>
+      <w:r>
+        <w:rPr>
+          <w:rFonts w:ascii="Consolas" w:eastAsia="Times New Roman" w:hAnsi="Consolas" w:cs="Times New Roman"/>
+          <w:color w:val="0000FF"/>
+          <w:sz w:val="21"/>
+          <w:szCs w:val="21"/>
+        </w:rPr>
+        <w:t>def</w:t>
+      </w:r>
+      <w:r>
+        <w:rPr>
+          <w:rFonts w:ascii="Consolas" w:eastAsia="Times New Roman" w:hAnsi="Consolas" w:cs="Times New Roman"/>
+          <w:color w:val="3B3B3B"/>
+          <w:sz w:val="21"/>
+          <w:szCs w:val="21"/>
+        </w:rPr>
+        <w:t xml:space="preserve"> </w:t>
+      </w:r>
+      <w:r>
+        <w:rPr>
+          <w:rFonts w:ascii="Consolas" w:eastAsia="Times New Roman" w:hAnsi="Consolas" w:cs="Times New Roman"/>
+          <w:color w:val="795E26"/>
+          <w:sz w:val="21"/>
+          <w:szCs w:val="21"/>
+        </w:rPr>
+        <w:t>test_orange_hrm_</w:t>
+      </w:r>
       <w:proofErr w:type="gramStart"/>
       <w:r>
         <w:rPr>
           <w:rFonts w:ascii="Consolas" w:eastAsia="Times New Roman" w:hAnsi="Consolas" w:cs="Times New Roman"/>
-          <w:color w:val="0000FF"/>
-          <w:sz w:val="21"/>
-          <w:szCs w:val="21"/>
-        </w:rPr>
-        <w:t>def</w:t>
+          <w:color w:val="795E26"/>
+          <w:sz w:val="21"/>
+          <w:szCs w:val="21"/>
+        </w:rPr>
+        <w:t>title</w:t>
+      </w:r>
+      <w:r>
+        <w:rPr>
+          <w:rFonts w:ascii="Consolas" w:eastAsia="Times New Roman" w:hAnsi="Consolas" w:cs="Times New Roman"/>
+          <w:color w:val="3B3B3B"/>
+          <w:sz w:val="21"/>
+          <w:szCs w:val="21"/>
+        </w:rPr>
+        <w:t>(</w:t>
       </w:r>
       <w:proofErr w:type="gramEnd"/>
-      <w:r>
-        <w:rPr>
-          <w:rFonts w:ascii="Consolas" w:eastAsia="Times New Roman" w:hAnsi="Consolas" w:cs="Times New Roman"/>
-          <w:color w:val="3B3B3B"/>
-          <w:sz w:val="21"/>
-          <w:szCs w:val="21"/>
-        </w:rPr>
-        <w:t xml:space="preserve"> </w:t>
-      </w:r>
-      <w:r>
-        <w:rPr>
-          <w:rFonts w:ascii="Consolas" w:eastAsia="Times New Roman" w:hAnsi="Consolas" w:cs="Times New Roman"/>
-          <w:color w:val="795E26"/>
-          <w:sz w:val="21"/>
-          <w:szCs w:val="21"/>
-        </w:rPr>
-        <w:t>test_orange_hrm_title</w:t>
-      </w:r>
-      <w:r>
-        <w:rPr>
-          <w:rFonts w:ascii="Consolas" w:eastAsia="Times New Roman" w:hAnsi="Consolas" w:cs="Times New Roman"/>
-          <w:color w:val="3B3B3B"/>
-          <w:sz w:val="21"/>
-          <w:szCs w:val="21"/>
-        </w:rPr>
-        <w:t>(</w:t>
-      </w:r>
       <w:r>
         <w:rPr>
           <w:rFonts w:ascii="Consolas" w:eastAsia="Times New Roman" w:hAnsi="Consolas" w:cs="Times New Roman"/>
@@ -4287,6 +4419,7 @@
         </w:rPr>
         <w:t>goto</w:t>
       </w:r>
+      <w:proofErr w:type="gramEnd"/>
       <w:r>
         <w:rPr>
           <w:rFonts w:ascii="Consolas" w:eastAsia="Times New Roman" w:hAnsi="Consolas" w:cs="Times New Roman"/>
@@ -4296,7 +4429,6 @@
         </w:rPr>
         <w:t>(</w:t>
       </w:r>
-      <w:proofErr w:type="gramEnd"/>
       <w:r>
         <w:rPr>
           <w:rFonts w:ascii="Consolas" w:eastAsia="Times New Roman" w:hAnsi="Consolas" w:cs="Times New Roman"/>
@@ -4336,7 +4468,6 @@
         </w:rPr>
         <w:t xml:space="preserve">    </w:t>
       </w:r>
-      <w:proofErr w:type="gramStart"/>
       <w:r>
         <w:rPr>
           <w:rFonts w:ascii="Consolas" w:eastAsia="Times New Roman" w:hAnsi="Consolas" w:cs="Times New Roman"/>
@@ -4346,7 +4477,6 @@
         </w:rPr>
         <w:t>username</w:t>
       </w:r>
-      <w:proofErr w:type="gramEnd"/>
       <w:r>
         <w:rPr>
           <w:rFonts w:ascii="Consolas" w:eastAsia="Times New Roman" w:hAnsi="Consolas" w:cs="Times New Roman"/>
@@ -4477,6 +4607,7 @@
         </w:rPr>
         <w:t>fill</w:t>
       </w:r>
+      <w:proofErr w:type="gramEnd"/>
       <w:r>
         <w:rPr>
           <w:rFonts w:ascii="Consolas" w:eastAsia="Times New Roman" w:hAnsi="Consolas" w:cs="Times New Roman"/>
@@ -4486,7 +4617,6 @@
         </w:rPr>
         <w:t>(</w:t>
       </w:r>
-      <w:proofErr w:type="gramEnd"/>
       <w:r>
         <w:rPr>
           <w:rFonts w:ascii="Consolas" w:eastAsia="Times New Roman" w:hAnsi="Consolas" w:cs="Times New Roman"/>
@@ -4526,7 +4656,6 @@
         </w:rPr>
         <w:t xml:space="preserve">    </w:t>
       </w:r>
-      <w:proofErr w:type="gramStart"/>
       <w:r>
         <w:rPr>
           <w:rFonts w:ascii="Consolas" w:eastAsia="Times New Roman" w:hAnsi="Consolas" w:cs="Times New Roman"/>
@@ -4536,7 +4665,6 @@
         </w:rPr>
         <w:t>password</w:t>
       </w:r>
-      <w:proofErr w:type="gramEnd"/>
       <w:r>
         <w:rPr>
           <w:rFonts w:ascii="Consolas" w:eastAsia="Times New Roman" w:hAnsi="Consolas" w:cs="Times New Roman"/>
@@ -4667,6 +4795,7 @@
         </w:rPr>
         <w:t>fill</w:t>
       </w:r>
+      <w:proofErr w:type="gramEnd"/>
       <w:r>
         <w:rPr>
           <w:rFonts w:ascii="Consolas" w:eastAsia="Times New Roman" w:hAnsi="Consolas" w:cs="Times New Roman"/>
@@ -4676,7 +4805,6 @@
         </w:rPr>
         <w:t>(</w:t>
       </w:r>
-      <w:proofErr w:type="gramEnd"/>
       <w:r>
         <w:rPr>
           <w:rFonts w:ascii="Consolas" w:eastAsia="Times New Roman" w:hAnsi="Consolas" w:cs="Times New Roman"/>
@@ -4808,6 +4936,7 @@
         </w:rPr>
         <w:t>"Login"</w:t>
       </w:r>
+      <w:proofErr w:type="gramStart"/>
       <w:r>
         <w:rPr>
           <w:rFonts w:ascii="Consolas" w:eastAsia="Times New Roman" w:hAnsi="Consolas" w:cs="Times New Roman"/>
@@ -4826,6 +4955,7 @@
         </w:rPr>
         <w:t>click</w:t>
       </w:r>
+      <w:proofErr w:type="gramEnd"/>
       <w:r>
         <w:rPr>
           <w:rFonts w:ascii="Consolas" w:eastAsia="Times New Roman" w:hAnsi="Consolas" w:cs="Times New Roman"/>
@@ -4856,7 +4986,6 @@
         </w:rPr>
         <w:t xml:space="preserve">    </w:t>
       </w:r>
-      <w:proofErr w:type="gramStart"/>
       <w:r>
         <w:rPr>
           <w:rFonts w:ascii="Consolas" w:eastAsia="Times New Roman" w:hAnsi="Consolas" w:cs="Times New Roman"/>
@@ -4875,7 +5004,6 @@
         </w:rPr>
         <w:t>(</w:t>
       </w:r>
-      <w:proofErr w:type="gramEnd"/>
       <w:r>
         <w:rPr>
           <w:rFonts w:ascii="Consolas" w:eastAsia="Times New Roman" w:hAnsi="Consolas" w:cs="Times New Roman"/>
@@ -4981,7 +5109,25 @@
           <w:sz w:val="28"/>
           <w:szCs w:val="28"/>
         </w:rPr>
-        <w:t>"").filter(…)</w:t>
+        <w:t>""</w:t>
+      </w:r>
+      <w:proofErr w:type="gramStart"/>
+      <w:r>
+        <w:rPr>
+          <w:rFonts w:ascii="Sakkal Majalla" w:hAnsi="Sakkal Majalla" w:cs="Sakkal Majalla"/>
+          <w:sz w:val="28"/>
+          <w:szCs w:val="28"/>
+        </w:rPr>
+        <w:t>).filter</w:t>
+      </w:r>
+      <w:proofErr w:type="gramEnd"/>
+      <w:r>
+        <w:rPr>
+          <w:rFonts w:ascii="Sakkal Majalla" w:hAnsi="Sakkal Majalla" w:cs="Sakkal Majalla"/>
+          <w:sz w:val="28"/>
+          <w:szCs w:val="28"/>
+        </w:rPr>
+        <w:t>(…)</w:t>
       </w:r>
     </w:p>
     <w:p>
@@ -5090,8 +5236,6 @@
           <w:szCs w:val="28"/>
         </w:rPr>
       </w:pPr>
-      <w:bookmarkStart w:id="0" w:name="_GoBack"/>
-      <w:bookmarkEnd w:id="0"/>
     </w:p>
     <w:sectPr>
       <w:pgSz w:w="12240" w:h="15840"/>
@@ -5104,7 +5248,7 @@
 </file>
 
 <file path=word/numbering.xml><?xml version="1.0" encoding="utf-8"?>
-<w:numbering xmlns:wpc="http://schemas.microsoft.com/office/word/2010/wordprocessingCanvas" xmlns:cx="http://schemas.microsoft.com/office/drawing/2014/chartex" xmlns:mc="http://schemas.openxmlformats.org/markup-compatibility/2006" xmlns:o="urn:schemas-microsoft-com:office:office" xmlns:r="http://schemas.openxmlformats.org/officeDocument/2006/relationships" xmlns:m="http://schemas.openxmlformats.org/officeDocument/2006/math" xmlns:v="urn:schemas-microsoft-com:vml" xmlns:wp14="http://schemas.microsoft.com/office/word/2010/wordprocessingDrawing" xmlns:wp="http://schemas.openxmlformats.org/drawingml/2006/wordprocessingDrawing" xmlns:w10="urn:schemas-microsoft-com:office:word" xmlns:w="http://schemas.openxmlformats.org/wordprocessingml/2006/main" xmlns:w14="http://schemas.microsoft.com/office/word/2010/wordml" xmlns:w15="http://schemas.microsoft.com/office/word/2012/wordml" xmlns:w16se="http://schemas.microsoft.com/office/word/2015/wordml/symex" xmlns:wpg="http://schemas.microsoft.com/office/word/2010/wordprocessingGroup" xmlns:wpi="http://schemas.microsoft.com/office/word/2010/wordprocessingInk" xmlns:wne="http://schemas.microsoft.com/office/word/2006/wordml" xmlns:wps="http://schemas.microsoft.com/office/word/2010/wordprocessingShape" mc:Ignorable="w14 w15 w16se wp14">
+<w:numbering xmlns:wpc="http://schemas.microsoft.com/office/word/2010/wordprocessingCanvas" xmlns:cx="http://schemas.microsoft.com/office/drawing/2014/chartex" xmlns:cx1="http://schemas.microsoft.com/office/drawing/2015/9/8/chartex" xmlns:cx2="http://schemas.microsoft.com/office/drawing/2015/10/21/chartex" xmlns:cx3="http://schemas.microsoft.com/office/drawing/2016/5/9/chartex" xmlns:cx4="http://schemas.microsoft.com/office/drawing/2016/5/10/chartex" xmlns:cx5="http://schemas.microsoft.com/office/drawing/2016/5/11/chartex" xmlns:cx6="http://schemas.microsoft.com/office/drawing/2016/5/12/chartex" xmlns:cx7="http://schemas.microsoft.com/office/drawing/2016/5/13/chartex" xmlns:cx8="http://schemas.microsoft.com/office/drawing/2016/5/14/chartex" xmlns:mc="http://schemas.openxmlformats.org/markup-compatibility/2006" xmlns:aink="http://schemas.microsoft.com/office/drawing/2016/ink" xmlns:am3d="http://schemas.microsoft.com/office/drawing/2017/model3d" xmlns:o="urn:schemas-microsoft-com:office:office" xmlns:oel="http://schemas.microsoft.com/office/2019/extlst" xmlns:r="http://schemas.openxmlformats.org/officeDocument/2006/relationships" xmlns:m="http://schemas.openxmlformats.org/officeDocument/2006/math" xmlns:v="urn:schemas-microsoft-com:vml" xmlns:wp14="http://schemas.microsoft.com/office/word/2010/wordprocessingDrawing" xmlns:wp="http://schemas.openxmlformats.org/drawingml/2006/wordprocessingDrawing" xmlns:w10="urn:schemas-microsoft-com:office:word" xmlns:w="http://schemas.openxmlformats.org/wordprocessingml/2006/main" xmlns:w14="http://schemas.microsoft.com/office/word/2010/wordml" xmlns:w15="http://schemas.microsoft.com/office/word/2012/wordml" xmlns:w16cex="http://schemas.microsoft.com/office/word/2018/wordml/cex" xmlns:w16cid="http://schemas.microsoft.com/office/word/2016/wordml/cid" xmlns:w16="http://schemas.microsoft.com/office/word/2018/wordml" xmlns:w16du="http://schemas.microsoft.com/office/word/2023/wordml/word16du" xmlns:w16sdtdh="http://schemas.microsoft.com/office/word/2020/wordml/sdtdatahash" xmlns:w16sdtfl="http://schemas.microsoft.com/office/word/2024/wordml/sdtformatlock" xmlns:w16se="http://schemas.microsoft.com/office/word/2015/wordml/symex" xmlns:wpg="http://schemas.microsoft.com/office/word/2010/wordprocessingGroup" xmlns:wpi="http://schemas.microsoft.com/office/word/2010/wordprocessingInk" xmlns:wne="http://schemas.microsoft.com/office/word/2006/wordml" xmlns:wps="http://schemas.microsoft.com/office/word/2010/wordprocessingShape" mc:Ignorable="w14 w15 w16se w16cid w16 w16cex w16sdtdh w16sdtfl w16du wp14">
   <w:abstractNum w:abstractNumId="0" w15:restartNumberingAfterBreak="0">
     <w:nsid w:val="1E990631"/>
     <w:multiLevelType w:val="hybridMultilevel"/>
@@ -5217,14 +5361,14 @@
       </w:rPr>
     </w:lvl>
   </w:abstractNum>
-  <w:num w:numId="1">
+  <w:num w:numId="1" w16cid:durableId="2037266465">
     <w:abstractNumId w:val="0"/>
   </w:num>
 </w:numbering>
 </file>
 
 <file path=word/styles.xml><?xml version="1.0" encoding="utf-8"?>
-<w:styles xmlns:mc="http://schemas.openxmlformats.org/markup-compatibility/2006" xmlns:r="http://schemas.openxmlformats.org/officeDocument/2006/relationships" xmlns:w="http://schemas.openxmlformats.org/wordprocessingml/2006/main" xmlns:w14="http://schemas.microsoft.com/office/word/2010/wordml" xmlns:w15="http://schemas.microsoft.com/office/word/2012/wordml" xmlns:w16se="http://schemas.microsoft.com/office/word/2015/wordml/symex" mc:Ignorable="w14 w15 w16se">
+<w:styles xmlns:mc="http://schemas.openxmlformats.org/markup-compatibility/2006" xmlns:r="http://schemas.openxmlformats.org/officeDocument/2006/relationships" xmlns:w="http://schemas.openxmlformats.org/wordprocessingml/2006/main" xmlns:w14="http://schemas.microsoft.com/office/word/2010/wordml" xmlns:w15="http://schemas.microsoft.com/office/word/2012/wordml" xmlns:w16cex="http://schemas.microsoft.com/office/word/2018/wordml/cex" xmlns:w16cid="http://schemas.microsoft.com/office/word/2016/wordml/cid" xmlns:w16="http://schemas.microsoft.com/office/word/2018/wordml" xmlns:w16du="http://schemas.microsoft.com/office/word/2023/wordml/word16du" xmlns:w16sdtdh="http://schemas.microsoft.com/office/word/2020/wordml/sdtdatahash" xmlns:w16sdtfl="http://schemas.microsoft.com/office/word/2024/wordml/sdtformatlock" xmlns:w16se="http://schemas.microsoft.com/office/word/2015/wordml/symex" mc:Ignorable="w14 w15 w16se w16cid w16 w16cex w16sdtdh w16sdtfl w16du">
   <w:docDefaults>
     <w:rPrDefault>
       <w:rPr>
@@ -5240,7 +5384,7 @@
       </w:pPr>
     </w:pPrDefault>
   </w:docDefaults>
-  <w:latentStyles w:defLockedState="0" w:defUIPriority="99" w:defSemiHidden="0" w:defUnhideWhenUsed="0" w:defQFormat="0" w:count="371">
+  <w:latentStyles w:defLockedState="0" w:defUIPriority="99" w:defSemiHidden="0" w:defUnhideWhenUsed="0" w:defQFormat="0" w:count="376">
     <w:lsdException w:name="Normal" w:uiPriority="0" w:qFormat="1"/>
     <w:lsdException w:name="heading 1" w:uiPriority="9" w:qFormat="1"/>
     <w:lsdException w:name="heading 2" w:semiHidden="1" w:uiPriority="9" w:unhideWhenUsed="1" w:qFormat="1"/>
@@ -5612,6 +5756,11 @@
     <w:lsdException w:name="List Table 5 Dark Accent 6" w:uiPriority="50"/>
     <w:lsdException w:name="List Table 6 Colorful Accent 6" w:uiPriority="51"/>
     <w:lsdException w:name="List Table 7 Colorful Accent 6" w:uiPriority="52"/>
+    <w:lsdException w:name="Mention" w:semiHidden="1" w:unhideWhenUsed="1"/>
+    <w:lsdException w:name="Smart Hyperlink" w:semiHidden="1" w:unhideWhenUsed="1"/>
+    <w:lsdException w:name="Hashtag" w:semiHidden="1" w:unhideWhenUsed="1"/>
+    <w:lsdException w:name="Unresolved Mention" w:semiHidden="1" w:unhideWhenUsed="1"/>
+    <w:lsdException w:name="Smart Link" w:semiHidden="1" w:unhideWhenUsed="1"/>
   </w:latentStyles>
   <w:style w:type="paragraph" w:default="1" w:styleId="Normal">
     <w:name w:val="Normal"/>
